--- a/Science Books/QED Course/Lesson 11 Schrodinger Equation.docx
+++ b/Science Books/QED Course/Lesson 11 Schrodinger Equation.docx
@@ -552,7 +552,49 @@
       <m:oMathPara>
         <m:oMath>
           <m:r>
-            <m:t xml:space="preserve">E → iℏ ∂_t,    p → −iℏ ∇</m:t>
+            <m:t xml:space="preserve">E</m:t>
+          </m:r>
+          <m:r>
+            <m:t xml:space="preserve">→</m:t>
+          </m:r>
+          <m:r>
+            <m:t xml:space="preserve">iℏ</m:t>
+          </m:r>
+          <m:r>
+            <m:t xml:space="preserve"> </m:t>
+          </m:r>
+          <m:sSub>
+            <m:e>
+              <m:r>
+                <m:t xml:space="preserve">∂</m:t>
+              </m:r>
+            </m:e>
+            <m:sub>
+              <m:r>
+                <m:t xml:space="preserve">t</m:t>
+              </m:r>
+            </m:sub>
+          </m:sSub>
+          <m:r>
+            <m:t xml:space="preserve">,</m:t>
+          </m:r>
+          <m:r>
+            <m:t xml:space="preserve">p</m:t>
+          </m:r>
+          <m:r>
+            <m:t xml:space="preserve">→</m:t>
+          </m:r>
+          <m:r>
+            <m:t xml:space="preserve">−</m:t>
+          </m:r>
+          <m:r>
+            <m:t xml:space="preserve">iℏ</m:t>
+          </m:r>
+          <m:r>
+            <m:t xml:space="preserve"> </m:t>
+          </m:r>
+          <m:r>
+            <m:t xml:space="preserve">∇</m:t>
           </m:r>
         </m:oMath>
       </m:oMathPara>
@@ -570,7 +612,98 @@
       <m:oMathPara>
         <m:oMath>
           <m:r>
-            <m:t xml:space="preserve">iℏ ∂ψ/∂t = [ −ℏ²/(2m) ∇² + V(x) ] ψ = Ĥψ</m:t>
+            <m:t xml:space="preserve">iℏ</m:t>
+          </m:r>
+          <m:r>
+            <m:t xml:space="preserve"> </m:t>
+          </m:r>
+          <m:f>
+            <m:num>
+              <m:r>
+                <m:t xml:space="preserve">∂ψ</m:t>
+              </m:r>
+            </m:num>
+            <m:den>
+              <m:r>
+                <m:t xml:space="preserve">∂t</m:t>
+              </m:r>
+            </m:den>
+          </m:f>
+          <m:r>
+            <m:t xml:space="preserve">=</m:t>
+          </m:r>
+          <m:d>
+            <m:dPr>
+              <m:begChr m:val="["/>
+              <m:endChr m:val="]"/>
+            </m:dPr>
+            <m:e>
+              <m:r>
+                <m:t xml:space="preserve">−</m:t>
+              </m:r>
+              <m:f>
+                <m:num>
+                  <m:sSup>
+                    <m:e>
+                      <m:r>
+                        <m:t xml:space="preserve">ℏ</m:t>
+                      </m:r>
+                    </m:e>
+                    <m:sup>
+                      <m:r>
+                        <m:t xml:space="preserve">2</m:t>
+                      </m:r>
+                    </m:sup>
+                  </m:sSup>
+                </m:num>
+                <m:den>
+                  <m:r>
+                    <m:t xml:space="preserve">2m</m:t>
+                  </m:r>
+                </m:den>
+              </m:f>
+              <m:r>
+                <m:t xml:space="preserve"> </m:t>
+              </m:r>
+              <m:sSup>
+                <m:e>
+                  <m:r>
+                    <m:t xml:space="preserve">∇</m:t>
+                  </m:r>
+                </m:e>
+                <m:sup>
+                  <m:r>
+                    <m:t xml:space="preserve">2</m:t>
+                  </m:r>
+                </m:sup>
+              </m:sSup>
+              <m:r>
+                <m:t xml:space="preserve">+</m:t>
+              </m:r>
+              <m:r>
+                <m:t xml:space="preserve">V</m:t>
+              </m:r>
+              <m:d>
+                <m:dPr/>
+                <m:e>
+                  <m:r>
+                    <m:t xml:space="preserve">x</m:t>
+                  </m:r>
+                </m:e>
+              </m:d>
+            </m:e>
+          </m:d>
+          <m:r>
+            <m:t xml:space="preserve"> </m:t>
+          </m:r>
+          <m:r>
+            <m:t xml:space="preserve">ψ</m:t>
+          </m:r>
+          <m:r>
+            <m:t xml:space="preserve">=</m:t>
+          </m:r>
+          <m:r>
+            <m:t xml:space="preserve">Ĥψ</m:t>
           </m:r>
         </m:oMath>
       </m:oMathPara>
@@ -622,7 +755,56 @@
       <m:oMathPara>
         <m:oMath>
           <m:r>
-            <m:t xml:space="preserve">iℏ (T′/T) = [Ĥφ]/φ = E</m:t>
+            <m:t xml:space="preserve">iℏ</m:t>
+          </m:r>
+          <m:r>
+            <m:t xml:space="preserve"> </m:t>
+          </m:r>
+          <m:d>
+            <m:dPr/>
+            <m:e>
+              <m:f>
+                <m:num>
+                  <m:r>
+                    <m:t xml:space="preserve">T′</m:t>
+                  </m:r>
+                </m:num>
+                <m:den>
+                  <m:r>
+                    <m:t xml:space="preserve">T</m:t>
+                  </m:r>
+                </m:den>
+              </m:f>
+            </m:e>
+          </m:d>
+          <m:r>
+            <m:t xml:space="preserve">=</m:t>
+          </m:r>
+          <m:f>
+            <m:num>
+              <m:d>
+                <m:dPr>
+                  <m:begChr m:val="["/>
+                  <m:endChr m:val="]"/>
+                </m:dPr>
+                <m:e>
+                  <m:r>
+                    <m:t xml:space="preserve">Ĥφ</m:t>
+                  </m:r>
+                </m:e>
+              </m:d>
+            </m:num>
+            <m:den>
+              <m:r>
+                <m:t xml:space="preserve">φ</m:t>
+              </m:r>
+            </m:den>
+          </m:f>
+          <m:r>
+            <m:t xml:space="preserve">=</m:t>
+          </m:r>
+          <m:r>
+            <m:t xml:space="preserve">E</m:t>
           </m:r>
         </m:oMath>
       </m:oMathPara>
@@ -640,8 +822,42 @@
       <m:oMathPara>
         <m:oMath>
           <m:r>
-            <m:t xml:space="preserve">Ĥ φ(x) = E φ(x)</m:t>
+            <m:t xml:space="preserve">Ĥ</m:t>
           </m:r>
+          <m:r>
+            <m:t xml:space="preserve"> </m:t>
+          </m:r>
+          <m:r>
+            <m:t xml:space="preserve">φ</m:t>
+          </m:r>
+          <m:d>
+            <m:dPr/>
+            <m:e>
+              <m:r>
+                <m:t xml:space="preserve">x</m:t>
+              </m:r>
+            </m:e>
+          </m:d>
+          <m:r>
+            <m:t xml:space="preserve">=</m:t>
+          </m:r>
+          <m:r>
+            <m:t xml:space="preserve">E</m:t>
+          </m:r>
+          <m:r>
+            <m:t xml:space="preserve"> </m:t>
+          </m:r>
+          <m:r>
+            <m:t xml:space="preserve">φ</m:t>
+          </m:r>
+          <m:d>
+            <m:dPr/>
+            <m:e>
+              <m:r>
+                <m:t xml:space="preserve">x</m:t>
+              </m:r>
+            </m:e>
+          </m:d>
         </m:oMath>
       </m:oMathPara>
     </w:p>
@@ -714,8 +930,135 @@
       <m:oMathPara>
         <m:oMath>
           <m:r>
-            <m:t xml:space="preserve">ψ(x, t) = ∫ (dk/2π) φ̃(k) e^(i(kx − ω(k)t)),    ω(k) = ℏk²/(2m)</m:t>
+            <m:t xml:space="preserve">ψ</m:t>
           </m:r>
+          <m:d>
+            <m:dPr/>
+            <m:e>
+              <m:r>
+                <m:t xml:space="preserve">x</m:t>
+              </m:r>
+              <m:r>
+                <m:t xml:space="preserve">,</m:t>
+              </m:r>
+              <m:r>
+                <m:t xml:space="preserve">t</m:t>
+              </m:r>
+            </m:e>
+          </m:d>
+          <m:r>
+            <m:t xml:space="preserve">=</m:t>
+          </m:r>
+          <m:r>
+            <m:t xml:space="preserve">∫</m:t>
+          </m:r>
+          <m:r>
+            <m:t xml:space="preserve"> </m:t>
+          </m:r>
+          <m:f>
+            <m:num>
+              <m:r>
+                <m:t xml:space="preserve">dk</m:t>
+              </m:r>
+            </m:num>
+            <m:den>
+              <m:r>
+                <m:t xml:space="preserve">2π</m:t>
+              </m:r>
+            </m:den>
+          </m:f>
+          <m:r>
+            <m:t xml:space="preserve"> </m:t>
+          </m:r>
+          <m:r>
+            <m:t xml:space="preserve">φ̃</m:t>
+          </m:r>
+          <m:d>
+            <m:dPr/>
+            <m:e>
+              <m:r>
+                <m:t xml:space="preserve">k</m:t>
+              </m:r>
+            </m:e>
+          </m:d>
+          <m:r>
+            <m:t xml:space="preserve"> </m:t>
+          </m:r>
+          <m:sSup>
+            <m:e>
+              <m:r>
+                <m:t xml:space="preserve">e</m:t>
+              </m:r>
+            </m:e>
+            <m:sup>
+              <m:r>
+                <m:t xml:space="preserve">i</m:t>
+              </m:r>
+              <m:d>
+                <m:dPr/>
+                <m:e>
+                  <m:r>
+                    <m:t xml:space="preserve">kx</m:t>
+                  </m:r>
+                  <m:r>
+                    <m:t xml:space="preserve">−</m:t>
+                  </m:r>
+                  <m:r>
+                    <m:t xml:space="preserve">ω</m:t>
+                  </m:r>
+                  <m:d>
+                    <m:dPr/>
+                    <m:e>
+                      <m:r>
+                        <m:t xml:space="preserve">k</m:t>
+                      </m:r>
+                    </m:e>
+                  </m:d>
+                  <m:r>
+                    <m:t xml:space="preserve">t</m:t>
+                  </m:r>
+                </m:e>
+              </m:d>
+            </m:sup>
+          </m:sSup>
+          <m:r>
+            <m:t xml:space="preserve">,</m:t>
+          </m:r>
+          <m:r>
+            <m:t xml:space="preserve">ω</m:t>
+          </m:r>
+          <m:d>
+            <m:dPr/>
+            <m:e>
+              <m:r>
+                <m:t xml:space="preserve">k</m:t>
+              </m:r>
+            </m:e>
+          </m:d>
+          <m:r>
+            <m:t xml:space="preserve">=</m:t>
+          </m:r>
+          <m:f>
+            <m:num>
+              <m:sSup>
+                <m:e>
+                  <m:r>
+                    <m:t xml:space="preserve">ℏk</m:t>
+                  </m:r>
+                </m:e>
+                <m:sup>
+                  <m:r>
+                    <m:t xml:space="preserve">2</m:t>
+                  </m:r>
+                </m:sup>
+              </m:sSup>
+            </m:num>
+            <m:den>
+              <m:r>
+                <m:t xml:space="preserve">2m</m:t>
+              </m:r>
+            </m:den>
+          </m:f>
         </m:oMath>
       </m:oMathPara>
     </w:p>
@@ -779,7 +1122,173 @@
       <m:oMathPara>
         <m:oMath>
           <m:r>
-            <m:t xml:space="preserve">a = √(mω₀/2ℏ) (x̂ + ip̂/(mω₀)),    a† = √(mω₀/2ℏ) (x̂ − ip̂/(mω₀)),    [a, a†] = 1</m:t>
+            <m:t xml:space="preserve">a</m:t>
+          </m:r>
+          <m:r>
+            <m:t xml:space="preserve">=</m:t>
+          </m:r>
+          <m:r>
+            <m:t xml:space="preserve">√</m:t>
+          </m:r>
+          <m:d>
+            <m:dPr/>
+            <m:e>
+              <m:f>
+                <m:num>
+                  <m:sSub>
+                    <m:e>
+                      <m:r>
+                        <m:t xml:space="preserve">mω</m:t>
+                      </m:r>
+                    </m:e>
+                    <m:sub>
+                      <m:r>
+                        <m:t xml:space="preserve">0</m:t>
+                      </m:r>
+                    </m:sub>
+                  </m:sSub>
+                </m:num>
+                <m:den>
+                  <m:r>
+                    <m:t xml:space="preserve">2ℏ</m:t>
+                  </m:r>
+                </m:den>
+              </m:f>
+            </m:e>
+          </m:d>
+          <m:r>
+            <m:t xml:space="preserve"> </m:t>
+          </m:r>
+          <m:d>
+            <m:dPr/>
+            <m:e>
+              <m:r>
+                <m:t xml:space="preserve">x̂</m:t>
+              </m:r>
+              <m:r>
+                <m:t xml:space="preserve">+</m:t>
+              </m:r>
+              <m:f>
+                <m:num>
+                  <m:r>
+                    <m:t xml:space="preserve">ip̂</m:t>
+                  </m:r>
+                </m:num>
+                <m:den>
+                  <m:sSub>
+                    <m:e>
+                      <m:r>
+                        <m:t xml:space="preserve">mω</m:t>
+                      </m:r>
+                    </m:e>
+                    <m:sub>
+                      <m:r>
+                        <m:t xml:space="preserve">0</m:t>
+                      </m:r>
+                    </m:sub>
+                  </m:sSub>
+                </m:den>
+              </m:f>
+            </m:e>
+          </m:d>
+          <m:r>
+            <m:t xml:space="preserve">,</m:t>
+          </m:r>
+          <m:r>
+            <m:t xml:space="preserve">a†</m:t>
+          </m:r>
+          <m:r>
+            <m:t xml:space="preserve">=</m:t>
+          </m:r>
+          <m:r>
+            <m:t xml:space="preserve">√</m:t>
+          </m:r>
+          <m:d>
+            <m:dPr/>
+            <m:e>
+              <m:f>
+                <m:num>
+                  <m:sSub>
+                    <m:e>
+                      <m:r>
+                        <m:t xml:space="preserve">mω</m:t>
+                      </m:r>
+                    </m:e>
+                    <m:sub>
+                      <m:r>
+                        <m:t xml:space="preserve">0</m:t>
+                      </m:r>
+                    </m:sub>
+                  </m:sSub>
+                </m:num>
+                <m:den>
+                  <m:r>
+                    <m:t xml:space="preserve">2ℏ</m:t>
+                  </m:r>
+                </m:den>
+              </m:f>
+            </m:e>
+          </m:d>
+          <m:r>
+            <m:t xml:space="preserve"> </m:t>
+          </m:r>
+          <m:d>
+            <m:dPr/>
+            <m:e>
+              <m:r>
+                <m:t xml:space="preserve">x̂</m:t>
+              </m:r>
+              <m:r>
+                <m:t xml:space="preserve">−</m:t>
+              </m:r>
+              <m:f>
+                <m:num>
+                  <m:r>
+                    <m:t xml:space="preserve">ip̂</m:t>
+                  </m:r>
+                </m:num>
+                <m:den>
+                  <m:sSub>
+                    <m:e>
+                      <m:r>
+                        <m:t xml:space="preserve">mω</m:t>
+                      </m:r>
+                    </m:e>
+                    <m:sub>
+                      <m:r>
+                        <m:t xml:space="preserve">0</m:t>
+                      </m:r>
+                    </m:sub>
+                  </m:sSub>
+                </m:den>
+              </m:f>
+            </m:e>
+          </m:d>
+          <m:r>
+            <m:t xml:space="preserve">,</m:t>
+          </m:r>
+          <m:d>
+            <m:dPr>
+              <m:begChr m:val="["/>
+              <m:endChr m:val="]"/>
+            </m:dPr>
+            <m:e>
+              <m:r>
+                <m:t xml:space="preserve">a</m:t>
+              </m:r>
+              <m:r>
+                <m:t xml:space="preserve">,</m:t>
+              </m:r>
+              <m:r>
+                <m:t xml:space="preserve">a†</m:t>
+              </m:r>
+            </m:e>
+          </m:d>
+          <m:r>
+            <m:t xml:space="preserve">=</m:t>
+          </m:r>
+          <m:r>
+            <m:t xml:space="preserve">1</m:t>
           </m:r>
         </m:oMath>
       </m:oMathPara>
@@ -797,8 +1306,49 @@
       <m:oMathPara>
         <m:oMath>
           <m:r>
-            <m:t xml:space="preserve">H = ℏω₀ (a†a + 1/2)</m:t>
+            <m:t xml:space="preserve">H</m:t>
           </m:r>
+          <m:r>
+            <m:t xml:space="preserve">=</m:t>
+          </m:r>
+          <m:sSub>
+            <m:e>
+              <m:r>
+                <m:t xml:space="preserve">ℏω</m:t>
+              </m:r>
+            </m:e>
+            <m:sub>
+              <m:r>
+                <m:t xml:space="preserve">0</m:t>
+              </m:r>
+            </m:sub>
+          </m:sSub>
+          <m:r>
+            <m:t xml:space="preserve"> </m:t>
+          </m:r>
+          <m:d>
+            <m:dPr/>
+            <m:e>
+              <m:r>
+                <m:t xml:space="preserve">a†a</m:t>
+              </m:r>
+              <m:r>
+                <m:t xml:space="preserve">+</m:t>
+              </m:r>
+              <m:f>
+                <m:num>
+                  <m:r>
+                    <m:t xml:space="preserve">1</m:t>
+                  </m:r>
+                </m:num>
+                <m:den>
+                  <m:r>
+                    <m:t xml:space="preserve">2</m:t>
+                  </m:r>
+                </m:den>
+              </m:f>
+            </m:e>
+          </m:d>
         </m:oMath>
       </m:oMathPara>
     </w:p>
@@ -828,7 +1378,87 @@
       <m:oMathPara>
         <m:oMath>
           <m:r>
-            <m:t xml:space="preserve">H|n⟩ = ℏω₀(n + 1/2)|n⟩,    n = 0, 1, 2, …</m:t>
+            <m:t xml:space="preserve">H</m:t>
+          </m:r>
+          <m:r>
+            <m:t xml:space="preserve">|</m:t>
+          </m:r>
+          <m:r>
+            <m:t xml:space="preserve">n⟩</m:t>
+          </m:r>
+          <m:r>
+            <m:t xml:space="preserve">=</m:t>
+          </m:r>
+          <m:sSub>
+            <m:e>
+              <m:r>
+                <m:t xml:space="preserve">ℏω</m:t>
+              </m:r>
+            </m:e>
+            <m:sub>
+              <m:r>
+                <m:t xml:space="preserve">0</m:t>
+              </m:r>
+            </m:sub>
+          </m:sSub>
+          <m:d>
+            <m:dPr/>
+            <m:e>
+              <m:r>
+                <m:t xml:space="preserve">n</m:t>
+              </m:r>
+              <m:r>
+                <m:t xml:space="preserve">+</m:t>
+              </m:r>
+              <m:f>
+                <m:num>
+                  <m:r>
+                    <m:t xml:space="preserve">1</m:t>
+                  </m:r>
+                </m:num>
+                <m:den>
+                  <m:r>
+                    <m:t xml:space="preserve">2</m:t>
+                  </m:r>
+                </m:den>
+              </m:f>
+            </m:e>
+          </m:d>
+          <m:r>
+            <m:t xml:space="preserve">|</m:t>
+          </m:r>
+          <m:r>
+            <m:t xml:space="preserve">n⟩</m:t>
+          </m:r>
+          <m:r>
+            <m:t xml:space="preserve">,</m:t>
+          </m:r>
+          <m:r>
+            <m:t xml:space="preserve">n</m:t>
+          </m:r>
+          <m:r>
+            <m:t xml:space="preserve">=</m:t>
+          </m:r>
+          <m:r>
+            <m:t xml:space="preserve">0</m:t>
+          </m:r>
+          <m:r>
+            <m:t xml:space="preserve">,</m:t>
+          </m:r>
+          <m:r>
+            <m:t xml:space="preserve">1</m:t>
+          </m:r>
+          <m:r>
+            <m:t xml:space="preserve">,</m:t>
+          </m:r>
+          <m:r>
+            <m:t xml:space="preserve">2</m:t>
+          </m:r>
+          <m:r>
+            <m:t xml:space="preserve">,</m:t>
+          </m:r>
+          <m:r>
+            <m:t xml:space="preserve">…</m:t>
           </m:r>
         </m:oMath>
       </m:oMathPara>
@@ -893,7 +1523,76 @@
       <m:oMathPara>
         <m:oMath>
           <m:r>
-            <m:t xml:space="preserve">ψ(x, 0) = Σₙ cₙ φₙ(x),    cₙ = ⟨φₙ|ψ(0)⟩</m:t>
+            <m:t xml:space="preserve">ψ</m:t>
+          </m:r>
+          <m:d>
+            <m:dPr/>
+            <m:e>
+              <m:r>
+                <m:t xml:space="preserve">x</m:t>
+              </m:r>
+              <m:r>
+                <m:t xml:space="preserve">,</m:t>
+              </m:r>
+              <m:r>
+                <m:t xml:space="preserve">0</m:t>
+              </m:r>
+            </m:e>
+          </m:d>
+          <m:r>
+            <m:t xml:space="preserve">=</m:t>
+          </m:r>
+          <m:r>
+            <m:t xml:space="preserve">Σₙ</m:t>
+          </m:r>
+          <m:r>
+            <m:t xml:space="preserve"> </m:t>
+          </m:r>
+          <m:r>
+            <m:t xml:space="preserve">cₙ</m:t>
+          </m:r>
+          <m:r>
+            <m:t xml:space="preserve"> </m:t>
+          </m:r>
+          <m:r>
+            <m:t xml:space="preserve">φₙ</m:t>
+          </m:r>
+          <m:d>
+            <m:dPr/>
+            <m:e>
+              <m:r>
+                <m:t xml:space="preserve">x</m:t>
+              </m:r>
+            </m:e>
+          </m:d>
+          <m:r>
+            <m:t xml:space="preserve">,</m:t>
+          </m:r>
+          <m:r>
+            <m:t xml:space="preserve">cₙ</m:t>
+          </m:r>
+          <m:r>
+            <m:t xml:space="preserve">=</m:t>
+          </m:r>
+          <m:r>
+            <m:t xml:space="preserve">⟨φₙ</m:t>
+          </m:r>
+          <m:r>
+            <m:t xml:space="preserve">|</m:t>
+          </m:r>
+          <m:r>
+            <m:t xml:space="preserve">ψ</m:t>
+          </m:r>
+          <m:d>
+            <m:dPr/>
+            <m:e>
+              <m:r>
+                <m:t xml:space="preserve">0</m:t>
+              </m:r>
+            </m:e>
+          </m:d>
+          <m:r>
+            <m:t xml:space="preserve">⟩</m:t>
           </m:r>
         </m:oMath>
       </m:oMathPara>
@@ -911,8 +1610,75 @@
       <m:oMathPara>
         <m:oMath>
           <m:r>
-            <m:t xml:space="preserve">ψ(x, t) = Σₙ cₙ φₙ(x) e^(−iEₙt/ℏ)</m:t>
+            <m:t xml:space="preserve">ψ</m:t>
           </m:r>
+          <m:d>
+            <m:dPr/>
+            <m:e>
+              <m:r>
+                <m:t xml:space="preserve">x</m:t>
+              </m:r>
+              <m:r>
+                <m:t xml:space="preserve">,</m:t>
+              </m:r>
+              <m:r>
+                <m:t xml:space="preserve">t</m:t>
+              </m:r>
+            </m:e>
+          </m:d>
+          <m:r>
+            <m:t xml:space="preserve">=</m:t>
+          </m:r>
+          <m:r>
+            <m:t xml:space="preserve">Σₙ</m:t>
+          </m:r>
+          <m:r>
+            <m:t xml:space="preserve"> </m:t>
+          </m:r>
+          <m:r>
+            <m:t xml:space="preserve">cₙ</m:t>
+          </m:r>
+          <m:r>
+            <m:t xml:space="preserve"> </m:t>
+          </m:r>
+          <m:r>
+            <m:t xml:space="preserve">φₙ</m:t>
+          </m:r>
+          <m:d>
+            <m:dPr/>
+            <m:e>
+              <m:r>
+                <m:t xml:space="preserve">x</m:t>
+              </m:r>
+            </m:e>
+          </m:d>
+          <m:r>
+            <m:t xml:space="preserve"> </m:t>
+          </m:r>
+          <m:sSup>
+            <m:e>
+              <m:r>
+                <m:t xml:space="preserve">e</m:t>
+              </m:r>
+            </m:e>
+            <m:sup>
+              <m:r>
+                <m:t xml:space="preserve">−</m:t>
+              </m:r>
+              <m:f>
+                <m:num>
+                  <m:r>
+                    <m:t xml:space="preserve">iEₙt</m:t>
+                  </m:r>
+                </m:num>
+                <m:den>
+                  <m:r>
+                    <m:t xml:space="preserve">ℏ</m:t>
+                  </m:r>
+                </m:den>
+              </m:f>
+            </m:sup>
+          </m:sSup>
         </m:oMath>
       </m:oMathPara>
     </w:p>
@@ -988,9 +1754,89 @@
       </w:pPr>
       <m:oMathPara>
         <m:oMath>
+          <m:sSub>
+            <m:e>
+              <m:r>
+                <m:t xml:space="preserve">ψ</m:t>
+              </m:r>
+            </m:e>
+            <m:sub>
+              <m:r>
+                <m:t xml:space="preserve">H</m:t>
+              </m:r>
+            </m:sub>
+          </m:sSub>
           <m:r>
-            <m:t xml:space="preserve">ψ_H = ψ(0),    A_H(t) = U†(t) A U(t)</m:t>
+            <m:t xml:space="preserve">=</m:t>
           </m:r>
+          <m:r>
+            <m:t xml:space="preserve">ψ</m:t>
+          </m:r>
+          <m:d>
+            <m:dPr/>
+            <m:e>
+              <m:r>
+                <m:t xml:space="preserve">0</m:t>
+              </m:r>
+            </m:e>
+          </m:d>
+          <m:r>
+            <m:t xml:space="preserve">,</m:t>
+          </m:r>
+          <m:sSub>
+            <m:e>
+              <m:r>
+                <m:t xml:space="preserve">A</m:t>
+              </m:r>
+            </m:e>
+            <m:sub>
+              <m:r>
+                <m:t xml:space="preserve">H</m:t>
+              </m:r>
+            </m:sub>
+          </m:sSub>
+          <m:d>
+            <m:dPr/>
+            <m:e>
+              <m:r>
+                <m:t xml:space="preserve">t</m:t>
+              </m:r>
+            </m:e>
+          </m:d>
+          <m:r>
+            <m:t xml:space="preserve">=</m:t>
+          </m:r>
+          <m:r>
+            <m:t xml:space="preserve">U†</m:t>
+          </m:r>
+          <m:d>
+            <m:dPr/>
+            <m:e>
+              <m:r>
+                <m:t xml:space="preserve">t</m:t>
+              </m:r>
+            </m:e>
+          </m:d>
+          <m:r>
+            <m:t xml:space="preserve"> </m:t>
+          </m:r>
+          <m:r>
+            <m:t xml:space="preserve">A</m:t>
+          </m:r>
+          <m:r>
+            <m:t xml:space="preserve"> </m:t>
+          </m:r>
+          <m:r>
+            <m:t xml:space="preserve">U</m:t>
+          </m:r>
+          <m:d>
+            <m:dPr/>
+            <m:e>
+              <m:r>
+                <m:t xml:space="preserve">t</m:t>
+              </m:r>
+            </m:e>
+          </m:d>
         </m:oMath>
       </m:oMathPara>
     </w:p>
@@ -1019,9 +1865,112 @@
       </w:pPr>
       <m:oMathPara>
         <m:oMath>
+          <m:f>
+            <m:num>
+              <m:sSub>
+                <m:e>
+                  <m:r>
+                    <m:t xml:space="preserve">dA</m:t>
+                  </m:r>
+                </m:e>
+                <m:sub>
+                  <m:r>
+                    <m:t xml:space="preserve">H</m:t>
+                  </m:r>
+                </m:sub>
+              </m:sSub>
+            </m:num>
+            <m:den>
+              <m:r>
+                <m:t xml:space="preserve">dt</m:t>
+              </m:r>
+            </m:den>
+          </m:f>
           <m:r>
-            <m:t xml:space="preserve">dA_H/dt = (i/ℏ) [Ĥ, A_H]  (for A without explicit time dependence)</m:t>
+            <m:t xml:space="preserve">=</m:t>
           </m:r>
+          <m:f>
+            <m:num>
+              <m:r>
+                <m:t xml:space="preserve">i</m:t>
+              </m:r>
+            </m:num>
+            <m:den>
+              <m:r>
+                <m:t xml:space="preserve">ℏ</m:t>
+              </m:r>
+            </m:den>
+          </m:f>
+          <m:r>
+            <m:t xml:space="preserve"> </m:t>
+          </m:r>
+          <m:d>
+            <m:dPr>
+              <m:begChr m:val="["/>
+              <m:endChr m:val="]"/>
+            </m:dPr>
+            <m:e>
+              <m:r>
+                <m:t xml:space="preserve">Ĥ</m:t>
+              </m:r>
+              <m:r>
+                <m:t xml:space="preserve">,</m:t>
+              </m:r>
+              <m:sSub>
+                <m:e>
+                  <m:r>
+                    <m:t xml:space="preserve">A</m:t>
+                  </m:r>
+                </m:e>
+                <m:sub>
+                  <m:r>
+                    <m:t xml:space="preserve">H</m:t>
+                  </m:r>
+                </m:sub>
+              </m:sSub>
+            </m:e>
+          </m:d>
+          <m:r>
+            <m:t xml:space="preserve"> </m:t>
+          </m:r>
+          <m:d>
+            <m:dPr/>
+            <m:e>
+              <m:r>
+                <m:t xml:space="preserve">for</m:t>
+              </m:r>
+              <m:r>
+                <m:t xml:space="preserve"> </m:t>
+              </m:r>
+              <m:r>
+                <m:t xml:space="preserve">A</m:t>
+              </m:r>
+              <m:r>
+                <m:t xml:space="preserve"> </m:t>
+              </m:r>
+              <m:r>
+                <m:t xml:space="preserve">without</m:t>
+              </m:r>
+              <m:r>
+                <m:t xml:space="preserve"> </m:t>
+              </m:r>
+              <m:r>
+                <m:t xml:space="preserve">explicit</m:t>
+              </m:r>
+              <m:r>
+                <m:t xml:space="preserve"> </m:t>
+              </m:r>
+              <m:r>
+                <m:t xml:space="preserve">time</m:t>
+              </m:r>
+              <m:r>
+                <m:t xml:space="preserve"> </m:t>
+              </m:r>
+              <m:r>
+                <m:t xml:space="preserve">dependence</m:t>
+              </m:r>
+            </m:e>
+          </m:d>
         </m:oMath>
       </m:oMathPara>
     </w:p>
